--- a/public/labs/pmzi/pz-23/ЛР5_ПМЗІ_Реалізація_алгоритму_DES.docx
+++ b/public/labs/pmzi/pz-23/ЛР5_ПМЗІ_Реалізація_алгоритму_DES.docx
@@ -51,7 +51,7 @@
         <w:t xml:space="preserve"> </w:t>
       </w:r>
       <w:r>
-        <w:t xml:space="preserve">ПК з встановленим C++ компілятором (MinGW, MSVC або GCC); Середовище розробки (Visual Studio, Code::Blocks, VS Code); Калькулятор для бінарних обчислень.</w:t>
+        <w:t xml:space="preserve">ПК з компілятором або інтерпретатором мови програмування за вибором студента; Середовище розробки (Visual Studio, VS Code або інше); Калькулятор для бінарних обчислень.</w:t>
       </w:r>
     </w:p>
     <w:p>
@@ -110,8 +110,8 @@
       <w:tblPr>
         <w:tblStyle w:val="Table"/>
         <w:tblW w:type="dxa" w:w="9637"/>
+        <w:tblLayout w:type="fixed"/>
         <w:tblLook w:firstRow="1" w:lastRow="0" w:firstColumn="0" w:lastColumn="0" w:noHBand="0" w:noVBand="0" w:val="0020"/>
-        <w:tblLayout w:type="fixed"/>
       </w:tblPr>
       <w:tblGrid>
         <w:gridCol w:w="4819"/>
@@ -126,6 +126,7 @@
           <w:p>
             <w:pPr>
               <w:pStyle w:val="Compact"/>
+              <w:spacing w:before="0" w:after="0" w:line="240" w:lineRule="auto"/>
             </w:pPr>
             <w:r>
               <w:t xml:space="preserve">Параметр</w:t>
@@ -137,6 +138,7 @@
           <w:p>
             <w:pPr>
               <w:pStyle w:val="Compact"/>
+              <w:spacing w:before="0" w:after="0" w:line="240" w:lineRule="auto"/>
             </w:pPr>
             <w:r>
               <w:t xml:space="preserve">Значення</w:t>
@@ -150,6 +152,7 @@
           <w:p>
             <w:pPr>
               <w:pStyle w:val="Compact"/>
+              <w:spacing w:before="0" w:after="0" w:line="240" w:lineRule="auto"/>
             </w:pPr>
             <w:r>
               <w:t xml:space="preserve">Розмір блоку</w:t>
@@ -161,6 +164,7 @@
           <w:p>
             <w:pPr>
               <w:pStyle w:val="Compact"/>
+              <w:spacing w:before="0" w:after="0" w:line="240" w:lineRule="auto"/>
             </w:pPr>
             <w:r>
               <w:t xml:space="preserve">64 біти</w:t>
@@ -174,6 +178,7 @@
           <w:p>
             <w:pPr>
               <w:pStyle w:val="Compact"/>
+              <w:spacing w:before="0" w:after="0" w:line="240" w:lineRule="auto"/>
             </w:pPr>
             <w:r>
               <w:t xml:space="preserve">Розмір ключа</w:t>
@@ -185,6 +190,7 @@
           <w:p>
             <w:pPr>
               <w:pStyle w:val="Compact"/>
+              <w:spacing w:before="0" w:after="0" w:line="240" w:lineRule="auto"/>
             </w:pPr>
             <w:r>
               <w:t xml:space="preserve">56 біт (+ 8 біт парності = 64 біти)</w:t>
@@ -198,6 +204,7 @@
           <w:p>
             <w:pPr>
               <w:pStyle w:val="Compact"/>
+              <w:spacing w:before="0" w:after="0" w:line="240" w:lineRule="auto"/>
             </w:pPr>
             <w:r>
               <w:t xml:space="preserve">Кількість раундів</w:t>
@@ -209,6 +216,7 @@
           <w:p>
             <w:pPr>
               <w:pStyle w:val="Compact"/>
+              <w:spacing w:before="0" w:after="0" w:line="240" w:lineRule="auto"/>
             </w:pPr>
             <w:r>
               <w:t xml:space="preserve">16</w:t>
@@ -222,6 +230,7 @@
           <w:p>
             <w:pPr>
               <w:pStyle w:val="Compact"/>
+              <w:spacing w:before="0" w:after="0" w:line="240" w:lineRule="auto"/>
             </w:pPr>
             <w:r>
               <w:t xml:space="preserve">Структура</w:t>
@@ -233,6 +242,7 @@
           <w:p>
             <w:pPr>
               <w:pStyle w:val="Compact"/>
+              <w:spacing w:before="0" w:after="0" w:line="240" w:lineRule="auto"/>
             </w:pPr>
             <w:r>
               <w:t xml:space="preserve">Мережа Фейстеля</w:t>
@@ -1706,8 +1716,8 @@
       <w:tblPr>
         <w:tblStyle w:val="Table"/>
         <w:tblW w:type="dxa" w:w="9637"/>
+        <w:tblLayout w:type="fixed"/>
         <w:tblLook w:firstRow="1" w:lastRow="0" w:firstColumn="0" w:lastColumn="0" w:noHBand="0" w:noVBand="0" w:val="0020"/>
-        <w:tblLayout w:type="fixed"/>
       </w:tblPr>
       <w:tblGrid>
         <w:gridCol w:w="4819"/>
@@ -1722,6 +1732,7 @@
           <w:p>
             <w:pPr>
               <w:pStyle w:val="Compact"/>
+              <w:spacing w:before="0" w:after="0" w:line="240" w:lineRule="auto"/>
             </w:pPr>
             <w:r>
               <w:t xml:space="preserve">Ключ</w:t>
@@ -1733,6 +1744,7 @@
           <w:p>
             <w:pPr>
               <w:pStyle w:val="Compact"/>
+              <w:spacing w:before="0" w:after="0" w:line="240" w:lineRule="auto"/>
             </w:pPr>
             <w:r>
               <w:t xml:space="preserve">Регістри C і D після PC-1</w:t>
@@ -1746,6 +1758,7 @@
           <w:p>
             <w:pPr>
               <w:pStyle w:val="Compact"/>
+              <w:spacing w:before="0" w:after="0" w:line="240" w:lineRule="auto"/>
             </w:pPr>
             <w:r>
               <w:t xml:space="preserve">0101010101010101</w:t>
@@ -1757,6 +1770,7 @@
           <w:p>
             <w:pPr>
               <w:pStyle w:val="Compact"/>
+              <w:spacing w:before="0" w:after="0" w:line="240" w:lineRule="auto"/>
             </w:pPr>
             <w:r>
               <w:t xml:space="preserve">усі нулі</w:t>
@@ -1770,6 +1784,7 @@
           <w:p>
             <w:pPr>
               <w:pStyle w:val="Compact"/>
+              <w:spacing w:before="0" w:after="0" w:line="240" w:lineRule="auto"/>
             </w:pPr>
             <w:r>
               <w:t xml:space="preserve">FEFEFEFEFEFEFEFE</w:t>
@@ -1781,6 +1796,7 @@
           <w:p>
             <w:pPr>
               <w:pStyle w:val="Compact"/>
+              <w:spacing w:before="0" w:after="0" w:line="240" w:lineRule="auto"/>
             </w:pPr>
             <w:r>
               <w:t xml:space="preserve">усі одиниці</w:t>
@@ -1794,6 +1810,7 @@
           <w:p>
             <w:pPr>
               <w:pStyle w:val="Compact"/>
+              <w:spacing w:before="0" w:after="0" w:line="240" w:lineRule="auto"/>
             </w:pPr>
             <w:r>
               <w:t xml:space="preserve">E0E0E0E0F1F1F1F1</w:t>
@@ -1805,6 +1822,7 @@
           <w:p>
             <w:pPr>
               <w:pStyle w:val="Compact"/>
+              <w:spacing w:before="0" w:after="0" w:line="240" w:lineRule="auto"/>
             </w:pPr>
             <w:r>
               <w:t xml:space="preserve">C — усі одиниці, D — усі нулі</w:t>
@@ -1818,6 +1836,7 @@
           <w:p>
             <w:pPr>
               <w:pStyle w:val="Compact"/>
+              <w:spacing w:before="0" w:after="0" w:line="240" w:lineRule="auto"/>
             </w:pPr>
             <w:r>
               <w:t xml:space="preserve">1F1F1F1F0E0E0E0E</w:t>
@@ -1829,6 +1848,7 @@
           <w:p>
             <w:pPr>
               <w:pStyle w:val="Compact"/>
+              <w:spacing w:before="0" w:after="0" w:line="240" w:lineRule="auto"/>
             </w:pPr>
             <w:r>
               <w:t xml:space="preserve">C — усі нулі, D — усі одиниці</w:t>
@@ -5043,6 +5063,7 @@
           <w:p>
             <w:pPr>
               <w:pStyle w:val="Compact"/>
+              <w:spacing w:before="0" w:after="0" w:line="240" w:lineRule="auto"/>
             </w:pPr>
             <w:r>
               <w:t xml:space="preserve">№</w:t>
@@ -5054,6 +5075,7 @@
           <w:p>
             <w:pPr>
               <w:pStyle w:val="Compact"/>
+              <w:spacing w:before="0" w:after="0" w:line="240" w:lineRule="auto"/>
             </w:pPr>
             <w:r>
               <w:t xml:space="preserve">Завдання</w:t>
@@ -5067,6 +5089,7 @@
           <w:p>
             <w:pPr>
               <w:pStyle w:val="Compact"/>
+              <w:spacing w:before="0" w:after="0" w:line="240" w:lineRule="auto"/>
             </w:pPr>
             <w:r>
               <w:t xml:space="preserve">1</w:t>
@@ -5078,6 +5101,7 @@
           <w:p>
             <w:pPr>
               <w:pStyle w:val="Compact"/>
+              <w:spacing w:before="0" w:after="0" w:line="240" w:lineRule="auto"/>
             </w:pPr>
             <w:r>
               <w:t xml:space="preserve">Вивести всі 16 підключів для ключа 0x1234567890ABCDEF. Скільки унікальних підключів?</w:t>
@@ -5091,6 +5115,7 @@
           <w:p>
             <w:pPr>
               <w:pStyle w:val="Compact"/>
+              <w:spacing w:before="0" w:after="0" w:line="240" w:lineRule="auto"/>
             </w:pPr>
             <w:r>
               <w:t xml:space="preserve">2</w:t>
@@ -5102,6 +5127,7 @@
           <w:p>
             <w:pPr>
               <w:pStyle w:val="Compact"/>
+              <w:spacing w:before="0" w:after="0" w:line="240" w:lineRule="auto"/>
             </w:pPr>
             <w:r>
               <w:t xml:space="preserve">Продемонструвати лавинний ефект: змінити 1 біт у plaintext, порахувати біти, що змінилися в ciphertext.</w:t>
@@ -5115,6 +5141,7 @@
           <w:p>
             <w:pPr>
               <w:pStyle w:val="Compact"/>
+              <w:spacing w:before="0" w:after="0" w:line="240" w:lineRule="auto"/>
             </w:pPr>
             <w:r>
               <w:t xml:space="preserve">3</w:t>
@@ -5126,6 +5153,7 @@
           <w:p>
             <w:pPr>
               <w:pStyle w:val="Compact"/>
+              <w:spacing w:before="0" w:after="0" w:line="240" w:lineRule="auto"/>
             </w:pPr>
             <w:r>
               <w:t xml:space="preserve">Реалізувати 3DES (Triple DES): EDE з двома ключами.</w:t>
@@ -5139,6 +5167,7 @@
           <w:p>
             <w:pPr>
               <w:pStyle w:val="Compact"/>
+              <w:spacing w:before="0" w:after="0" w:line="240" w:lineRule="auto"/>
             </w:pPr>
             <w:r>
               <w:t xml:space="preserve">4</w:t>
@@ -5150,6 +5179,7 @@
           <w:p>
             <w:pPr>
               <w:pStyle w:val="Compact"/>
+              <w:spacing w:before="0" w:after="0" w:line="240" w:lineRule="auto"/>
             </w:pPr>
             <w:r>
               <w:t xml:space="preserve">Порівняти швидкість DES та власної реалізації XOR-шифру.</w:t>
@@ -5163,6 +5193,7 @@
           <w:p>
             <w:pPr>
               <w:pStyle w:val="Compact"/>
+              <w:spacing w:before="0" w:after="0" w:line="240" w:lineRule="auto"/>
             </w:pPr>
             <w:r>
               <w:t xml:space="preserve">5</w:t>
@@ -5174,6 +5205,7 @@
           <w:p>
             <w:pPr>
               <w:pStyle w:val="Compact"/>
+              <w:spacing w:before="0" w:after="0" w:line="240" w:lineRule="auto"/>
             </w:pPr>
             <w:r>
               <w:t xml:space="preserve">Перевірити чотири слабкі ключі з таблиці 2: вивести їхні підключі й показати, що подвійне шифрування повертає відкритий текст.</w:t>
@@ -5187,6 +5219,7 @@
           <w:p>
             <w:pPr>
               <w:pStyle w:val="Compact"/>
+              <w:spacing w:before="0" w:after="0" w:line="240" w:lineRule="auto"/>
             </w:pPr>
             <w:r>
               <w:t xml:space="preserve">6</w:t>
@@ -5198,6 +5231,7 @@
           <w:p>
             <w:pPr>
               <w:pStyle w:val="Compact"/>
+              <w:spacing w:before="0" w:after="0" w:line="240" w:lineRule="auto"/>
             </w:pPr>
             <w:r>
               <w:t xml:space="preserve">Реалізувати режим ECB: шифрування тексту довільної довжини.</w:t>
@@ -5211,6 +5245,7 @@
           <w:p>
             <w:pPr>
               <w:pStyle w:val="Compact"/>
+              <w:spacing w:before="0" w:after="0" w:line="240" w:lineRule="auto"/>
             </w:pPr>
             <w:r>
               <w:t xml:space="preserve">7</w:t>
@@ -5222,6 +5257,7 @@
           <w:p>
             <w:pPr>
               <w:pStyle w:val="Compact"/>
+              <w:spacing w:before="0" w:after="0" w:line="240" w:lineRule="auto"/>
             </w:pPr>
             <w:r>
               <w:t xml:space="preserve">Реалізувати режим CBC: шифрування з вектором ініціалізації.</w:t>
@@ -5235,6 +5271,7 @@
           <w:p>
             <w:pPr>
               <w:pStyle w:val="Compact"/>
+              <w:spacing w:before="0" w:after="0" w:line="240" w:lineRule="auto"/>
             </w:pPr>
             <w:r>
               <w:t xml:space="preserve">8</w:t>
@@ -5246,6 +5283,7 @@
           <w:p>
             <w:pPr>
               <w:pStyle w:val="Compact"/>
+              <w:spacing w:before="0" w:after="0" w:line="240" w:lineRule="auto"/>
             </w:pPr>
             <w:r>
               <w:t xml:space="preserve">Показати, що DES(DES(M, K), K) ≠ M для більшості ключів.</w:t>
@@ -5259,6 +5297,7 @@
           <w:p>
             <w:pPr>
               <w:pStyle w:val="Compact"/>
+              <w:spacing w:before="0" w:after="0" w:line="240" w:lineRule="auto"/>
             </w:pPr>
             <w:r>
               <w:t xml:space="preserve">9</w:t>
@@ -5270,6 +5309,7 @@
           <w:p>
             <w:pPr>
               <w:pStyle w:val="Compact"/>
+              <w:spacing w:before="0" w:after="0" w:line="240" w:lineRule="auto"/>
             </w:pPr>
             <w:r>
               <w:t xml:space="preserve">Візуалізувати S-блоки: побудувати графік входу/виходу.</w:t>
@@ -5283,6 +5323,7 @@
           <w:p>
             <w:pPr>
               <w:pStyle w:val="Compact"/>
+              <w:spacing w:before="0" w:after="0" w:line="240" w:lineRule="auto"/>
             </w:pPr>
             <w:r>
               <w:t xml:space="preserve">10</w:t>
@@ -5294,6 +5335,7 @@
           <w:p>
             <w:pPr>
               <w:pStyle w:val="Compact"/>
+              <w:spacing w:before="0" w:after="0" w:line="240" w:lineRule="auto"/>
             </w:pPr>
             <w:r>
               <w:t xml:space="preserve">Реалізувати атаку brute force на 16-бітний ключ (перші 16 біт).</w:t>
@@ -5307,6 +5349,7 @@
           <w:p>
             <w:pPr>
               <w:pStyle w:val="Compact"/>
+              <w:spacing w:before="0" w:after="0" w:line="240" w:lineRule="auto"/>
             </w:pPr>
             <w:r>
               <w:t xml:space="preserve">11</w:t>
@@ -5318,6 +5361,7 @@
           <w:p>
             <w:pPr>
               <w:pStyle w:val="Compact"/>
+              <w:spacing w:before="0" w:after="0" w:line="240" w:lineRule="auto"/>
             </w:pPr>
             <w:r>
               <w:t xml:space="preserve">Порівняти перестановки IP та IP⁻¹: чи справді вони обернені?</w:t>
@@ -5331,6 +5375,7 @@
           <w:p>
             <w:pPr>
               <w:pStyle w:val="Compact"/>
+              <w:spacing w:before="0" w:after="0" w:line="240" w:lineRule="auto"/>
             </w:pPr>
             <w:r>
               <w:t xml:space="preserve">12</w:t>
@@ -5342,6 +5387,7 @@
           <w:p>
             <w:pPr>
               <w:pStyle w:val="Compact"/>
+              <w:spacing w:before="0" w:after="0" w:line="240" w:lineRule="auto"/>
             </w:pPr>
             <w:r>
               <w:t xml:space="preserve">Реалізувати шифрування текстового файлу (padding, ECB).</w:t>
@@ -5355,6 +5401,7 @@
           <w:p>
             <w:pPr>
               <w:pStyle w:val="Compact"/>
+              <w:spacing w:before="0" w:after="0" w:line="240" w:lineRule="auto"/>
             </w:pPr>
             <w:r>
               <w:t xml:space="preserve">13</w:t>
@@ -5366,6 +5413,7 @@
           <w:p>
             <w:pPr>
               <w:pStyle w:val="Compact"/>
+              <w:spacing w:before="0" w:after="0" w:line="240" w:lineRule="auto"/>
             </w:pPr>
             <w:r>
               <w:t xml:space="preserve">Показати різницю між ECB та CBC на зображенні (XOR patterns).</w:t>
@@ -5379,6 +5427,7 @@
           <w:p>
             <w:pPr>
               <w:pStyle w:val="Compact"/>
+              <w:spacing w:before="0" w:after="0" w:line="240" w:lineRule="auto"/>
             </w:pPr>
             <w:r>
               <w:t xml:space="preserve">14</w:t>
@@ -5390,6 +5439,7 @@
           <w:p>
             <w:pPr>
               <w:pStyle w:val="Compact"/>
+              <w:spacing w:before="0" w:after="0" w:line="240" w:lineRule="auto"/>
             </w:pPr>
             <w:r>
               <w:t xml:space="preserve">Замінити функцію f на довільну необоротну (наприклад, f(R, K) = (R · K) mod 2³²) і показати, що розшифрування все одно працює. Пояснити чому.</w:t>
@@ -5403,6 +5453,7 @@
           <w:p>
             <w:pPr>
               <w:pStyle w:val="Compact"/>
+              <w:spacing w:before="0" w:after="0" w:line="240" w:lineRule="auto"/>
             </w:pPr>
             <w:r>
               <w:t xml:space="preserve">15</w:t>
@@ -5414,6 +5465,7 @@
           <w:p>
             <w:pPr>
               <w:pStyle w:val="Compact"/>
+              <w:spacing w:before="0" w:after="0" w:line="240" w:lineRule="auto"/>
             </w:pPr>
             <w:r>
               <w:t xml:space="preserve">Знайти напівслабкі ключі DES (пари ключів, що взаємно обернені).</w:t>
@@ -5427,6 +5479,7 @@
           <w:p>
             <w:pPr>
               <w:pStyle w:val="Compact"/>
+              <w:spacing w:before="0" w:after="0" w:line="240" w:lineRule="auto"/>
             </w:pPr>
             <w:r>
               <w:t xml:space="preserve">16</w:t>
@@ -5438,6 +5491,7 @@
           <w:p>
             <w:pPr>
               <w:pStyle w:val="Compact"/>
+              <w:spacing w:before="0" w:after="0" w:line="240" w:lineRule="auto"/>
             </w:pPr>
             <w:r>
               <w:t xml:space="preserve">Реалізувати DES з виводом проміжних значень L і R кожного раунду.</w:t>
@@ -5451,6 +5505,7 @@
           <w:p>
             <w:pPr>
               <w:pStyle w:val="Compact"/>
+              <w:spacing w:before="0" w:after="0" w:line="240" w:lineRule="auto"/>
             </w:pPr>
             <w:r>
               <w:t xml:space="preserve">17</w:t>
@@ -5462,6 +5517,7 @@
           <w:p>
             <w:pPr>
               <w:pStyle w:val="Compact"/>
+              <w:spacing w:before="0" w:after="0" w:line="240" w:lineRule="auto"/>
             </w:pPr>
             <w:r>
               <w:t xml:space="preserve">Підрахувати кількість операцій XOR, зсувів і звертань до таблиць на один блок вашої реалізації DES; порівняти з оцінкою для AES-128 із літератури.</w:t>
@@ -5475,6 +5531,7 @@
           <w:p>
             <w:pPr>
               <w:pStyle w:val="Compact"/>
+              <w:spacing w:before="0" w:after="0" w:line="240" w:lineRule="auto"/>
             </w:pPr>
             <w:r>
               <w:t xml:space="preserve">18</w:t>
@@ -5486,6 +5543,7 @@
           <w:p>
             <w:pPr>
               <w:pStyle w:val="Compact"/>
+              <w:spacing w:before="0" w:after="0" w:line="240" w:lineRule="auto"/>
             </w:pPr>
             <w:r>
               <w:t xml:space="preserve">Реалізувати режим CTR (Counter mode) для DES.</w:t>
@@ -5499,6 +5557,7 @@
           <w:p>
             <w:pPr>
               <w:pStyle w:val="Compact"/>
+              <w:spacing w:before="0" w:after="0" w:line="240" w:lineRule="auto"/>
             </w:pPr>
             <w:r>
               <w:t xml:space="preserve">19</w:t>
@@ -5510,6 +5569,7 @@
           <w:p>
             <w:pPr>
               <w:pStyle w:val="Compact"/>
+              <w:spacing w:before="0" w:after="0" w:line="240" w:lineRule="auto"/>
             </w:pPr>
             <w:r>
               <w:t xml:space="preserve">Дослідити залежність часу шифрування від розміру даних.</w:t>
@@ -5523,6 +5583,7 @@
           <w:p>
             <w:pPr>
               <w:pStyle w:val="Compact"/>
+              <w:spacing w:before="0" w:after="0" w:line="240" w:lineRule="auto"/>
             </w:pPr>
             <w:r>
               <w:t xml:space="preserve">20</w:t>
@@ -5534,6 +5595,7 @@
           <w:p>
             <w:pPr>
               <w:pStyle w:val="Compact"/>
+              <w:spacing w:before="0" w:after="0" w:line="240" w:lineRule="auto"/>
             </w:pPr>
             <w:r>
               <w:t xml:space="preserve">Реалізувати перевірку парності ключа та виправлення бітів парності.</w:t>
@@ -5891,7 +5953,7 @@
     <w:multiLevelType w:val="multilevel"/>
     <w:lvl w:ilvl="0">
       <w:numFmt w:val="bullet"/>
-      <w:lvlText w:val="–"/>
+      <w:lvlText w:val=" "/>
       <w:lvlJc w:val="left"/>
       <w:pPr>
         <w:ind w:left="1134" w:hanging="425"/>
@@ -5899,7 +5961,7 @@
     </w:lvl>
     <w:lvl w:ilvl="1">
       <w:numFmt w:val="bullet"/>
-      <w:lvlText w:val="–"/>
+      <w:lvlText w:val=" "/>
       <w:lvlJc w:val="left"/>
       <w:pPr>
         <w:ind w:left="1701" w:hanging="425"/>
@@ -5907,7 +5969,7 @@
     </w:lvl>
     <w:lvl w:ilvl="2">
       <w:numFmt w:val="bullet"/>
-      <w:lvlText w:val="–"/>
+      <w:lvlText w:val=" "/>
       <w:lvlJc w:val="left"/>
       <w:pPr>
         <w:ind w:left="2268" w:hanging="425"/>
@@ -5915,7 +5977,7 @@
     </w:lvl>
     <w:lvl w:ilvl="3">
       <w:numFmt w:val="bullet"/>
-      <w:lvlText w:val="–"/>
+      <w:lvlText w:val=" "/>
       <w:lvlJc w:val="left"/>
       <w:pPr>
         <w:ind w:left="2835" w:hanging="425"/>
@@ -5923,7 +5985,7 @@
     </w:lvl>
     <w:lvl w:ilvl="4">
       <w:numFmt w:val="bullet"/>
-      <w:lvlText w:val="–"/>
+      <w:lvlText w:val=" "/>
       <w:lvlJc w:val="left"/>
       <w:pPr>
         <w:ind w:left="3402" w:hanging="425"/>
@@ -5931,7 +5993,7 @@
     </w:lvl>
     <w:lvl w:ilvl="5">
       <w:numFmt w:val="bullet"/>
-      <w:lvlText w:val="–"/>
+      <w:lvlText w:val=" "/>
       <w:lvlJc w:val="left"/>
       <w:pPr>
         <w:ind w:left="3969" w:hanging="425"/>
@@ -5939,7 +6001,7 @@
     </w:lvl>
     <w:lvl w:ilvl="6">
       <w:numFmt w:val="bullet"/>
-      <w:lvlText w:val="–"/>
+      <w:lvlText w:val=" "/>
       <w:lvlJc w:val="left"/>
       <w:pPr>
         <w:ind w:left="4536" w:hanging="425"/>
@@ -5947,7 +6009,7 @@
     </w:lvl>
     <w:lvl w:ilvl="7">
       <w:numFmt w:val="bullet"/>
-      <w:lvlText w:val="–"/>
+      <w:lvlText w:val=" "/>
       <w:lvlJc w:val="left"/>
       <w:pPr>
         <w:ind w:left="5103" w:hanging="425"/>
@@ -5955,7 +6017,7 @@
     </w:lvl>
     <w:lvl w:ilvl="8">
       <w:numFmt w:val="bullet"/>
-      <w:lvlText w:val="–"/>
+      <w:lvlText w:val=" "/>
       <w:lvlJc w:val="left"/>
       <w:pPr>
         <w:ind w:left="5670" w:hanging="425"/>
@@ -6991,6 +7053,31 @@
       </w:tblCellMar>
     </w:tblPr>
   </w:style>
+  <w:style w:customStyle="1" w:styleId="Conclusion" w:type="paragraph">
+    <w:name w:val="Conclusion"/>
+    <w:basedOn w:val="BodyText"/>
+    <w:next w:val="BodyText"/>
+    <w:qFormat/>
+    <w:pPr>
+      <w:keepNext/>
+      <w:spacing w:after="0" w:before="240" w:line="312" w:lineRule="auto"/>
+    </w:pPr>
+  </w:style>
+  <w:style w:styleId="Header" w:type="paragraph">
+    <w:name w:val="header"/>
+    <w:basedOn w:val="Normal"/>
+    <w:qFormat/>
+    <w:pPr>
+      <w:spacing w:after="0" w:before="0" w:line="240" w:lineRule="auto"/>
+      <w:ind w:firstLine="0"/>
+      <w:jc w:val="right"/>
+    </w:pPr>
+    <w:rPr>
+      <w:rFonts w:ascii="Times New Roman" w:cs="Times New Roman" w:eastAsia="Times New Roman" w:hAnsi="Times New Roman"/>
+      <w:sz w:val="28"/>
+      <w:szCs w:val="28"/>
+    </w:rPr>
+  </w:style>
   <w:style w:type="paragraph" w:customStyle="1" w:styleId="TableCaption">
     <w:name w:val="TableCaption"/>
     <w:basedOn w:val="BodyText"/>
